--- a/Datas/documents/EMARGEMENT-24Hrs.docx
+++ b/Datas/documents/EMARGEMENT-24Hrs.docx
@@ -164,7 +164,7 @@
         <w:rPr>
           <w:noProof/>
         </w:rPr>
-        <w:t>DOYEN</w:t>
+        <w:t>PAPETTI</w:t>
       </w:r>
       <w:r>
         <w:fldChar w:fldCharType="end"/>
@@ -197,7 +197,7 @@
         <w:rPr>
           <w:noProof/>
         </w:rPr>
-        <w:t>Thomas</w:t>
+        <w:t>Matthieu</w:t>
       </w:r>
       <w:r>
         <w:fldChar w:fldCharType="end"/>
@@ -209,13 +209,19 @@
     <w:p>
       <w:pPr>
         <w:spacing w:line="240" w:lineRule="auto"/>
+        <w:rPr>
+          <w:lang w:val="en-US"/>
+        </w:rPr>
       </w:pPr>
+      <w:proofErr w:type="gramStart"/>
       <w:r>
         <w:rPr>
           <w:i/>
+          <w:lang w:val="en-US"/>
         </w:rPr>
         <w:t>AGENCE :</w:t>
       </w:r>
+      <w:proofErr w:type="gramEnd"/>
       <w:r>
         <w:rPr>
           <w:i/>
@@ -225,6 +231,7 @@
       <w:r>
         <w:rPr>
           <w:i/>
+          <w:lang w:val="en-US"/>
         </w:rPr>
         <w:instrText xml:space="preserve"> MERGEFIELD institution </w:instrText>
       </w:r>
@@ -238,6 +245,7 @@
         <w:rPr>
           <w:i/>
           <w:noProof/>
+          <w:lang w:val="en-US"/>
         </w:rPr>
         <w:t>Toyota Material Handling France S.A.S.</w:t>
       </w:r>
@@ -250,10 +258,14 @@
       <w:r>
         <w:rPr>
           <w:i/>
+          <w:lang w:val="en-US"/>
         </w:rPr>
         <w:tab/>
       </w:r>
       <w:r>
+        <w:rPr>
+          <w:lang w:val="en-US"/>
+        </w:rPr>
         <w:t xml:space="preserve"> </w:t>
       </w:r>
     </w:p>
@@ -286,6 +298,8 @@
       </w:r>
       <w:r>
         <w:rPr>
+          <w:b/>
+          <w:bCs/>
           <w:i/>
           <w:iCs/>
         </w:rPr>
@@ -293,6 +307,8 @@
       </w:r>
       <w:r>
         <w:rPr>
+          <w:b/>
+          <w:bCs/>
           <w:i/>
           <w:iCs/>
         </w:rPr>
@@ -300,6 +316,8 @@
       </w:r>
       <w:r>
         <w:rPr>
+          <w:b/>
+          <w:bCs/>
           <w:i/>
           <w:iCs/>
         </w:rPr>
@@ -307,14 +325,18 @@
       </w:r>
       <w:r>
         <w:rPr>
+          <w:b/>
+          <w:bCs/>
           <w:i/>
           <w:iCs/>
           <w:noProof/>
         </w:rPr>
-        <w:t>1404-T2-TE-49</w:t>
-      </w:r>
-      <w:r>
-        <w:rPr>
+        <w:t>1404-T2-TE-35</w:t>
+      </w:r>
+      <w:r>
+        <w:rPr>
+          <w:b/>
+          <w:bCs/>
           <w:i/>
           <w:iCs/>
         </w:rPr>
@@ -370,7 +392,7 @@
           <w:bCs/>
           <w:noProof/>
         </w:rPr>
-        <w:t>RRE H et RRE H2</w:t>
+        <w:t>VECTOR A</w:t>
       </w:r>
       <w:r>
         <w:rPr>
@@ -3088,12 +3110,15 @@
 </file>
 
 <file path=customXml/item1.xml><?xml version="1.0" encoding="utf-8"?>
-<?mso-contentType ?>
-<FormTemplates xmlns="http://schemas.microsoft.com/sharepoint/v3/contenttype/forms">
-  <Display>DocumentLibraryForm</Display>
-  <Edit>DocumentLibraryForm</Edit>
-  <New>DocumentLibraryForm</New>
-</FormTemplates>
+<p:properties xmlns:p="http://schemas.microsoft.com/office/2006/metadata/properties" xmlns:xsi="http://www.w3.org/2001/XMLSchema-instance" xmlns:pc="http://schemas.microsoft.com/office/infopath/2007/PartnerControls">
+  <documentManagement>
+    <TaxCatchAll xmlns="0ad0e0a9-ab9a-4e6f-9f02-d25f1222e6d5" xsi:nil="true"/>
+    <Commentaire xmlns="d486a57a-bb99-4dc9-bf99-6c7c10447675" xsi:nil="true"/>
+    <lcf76f155ced4ddcb4097134ff3c332f xmlns="d486a57a-bb99-4dc9-bf99-6c7c10447675">
+      <Terms xmlns="http://schemas.microsoft.com/office/infopath/2007/PartnerControls"/>
+    </lcf76f155ced4ddcb4097134ff3c332f>
+  </documentManagement>
+</p:properties>
 </file>
 
 <file path=customXml/item2.xml><?xml version="1.0" encoding="utf-8"?>
@@ -3360,21 +3385,21 @@
 </file>
 
 <file path=customXml/item3.xml><?xml version="1.0" encoding="utf-8"?>
-<p:properties xmlns:p="http://schemas.microsoft.com/office/2006/metadata/properties" xmlns:xsi="http://www.w3.org/2001/XMLSchema-instance" xmlns:pc="http://schemas.microsoft.com/office/infopath/2007/PartnerControls">
-  <documentManagement>
-    <TaxCatchAll xmlns="0ad0e0a9-ab9a-4e6f-9f02-d25f1222e6d5" xsi:nil="true"/>
-    <Commentaire xmlns="d486a57a-bb99-4dc9-bf99-6c7c10447675" xsi:nil="true"/>
-    <lcf76f155ced4ddcb4097134ff3c332f xmlns="d486a57a-bb99-4dc9-bf99-6c7c10447675">
-      <Terms xmlns="http://schemas.microsoft.com/office/infopath/2007/PartnerControls"/>
-    </lcf76f155ced4ddcb4097134ff3c332f>
-  </documentManagement>
-</p:properties>
+<?mso-contentType ?>
+<FormTemplates xmlns="http://schemas.microsoft.com/sharepoint/v3/contenttype/forms">
+  <Display>DocumentLibraryForm</Display>
+  <Edit>DocumentLibraryForm</Edit>
+  <New>DocumentLibraryForm</New>
+</FormTemplates>
 </file>
 
 <file path=customXml/itemProps1.xml><?xml version="1.0" encoding="utf-8"?>
-<ds:datastoreItem xmlns:ds="http://schemas.openxmlformats.org/officeDocument/2006/customXml" ds:itemID="{E5A2426F-FD9E-4C9A-9BF8-A0FCD06825F4}">
+<ds:datastoreItem xmlns:ds="http://schemas.openxmlformats.org/officeDocument/2006/customXml" ds:itemID="{6A1E9FA8-D4AB-48BA-BB29-5060FFAA5DAF}">
   <ds:schemaRefs>
-    <ds:schemaRef ds:uri="http://schemas.microsoft.com/sharepoint/v3/contenttype/forms"/>
+    <ds:schemaRef ds:uri="http://schemas.microsoft.com/office/2006/metadata/properties"/>
+    <ds:schemaRef ds:uri="http://schemas.microsoft.com/office/infopath/2007/PartnerControls"/>
+    <ds:schemaRef ds:uri="0ad0e0a9-ab9a-4e6f-9f02-d25f1222e6d5"/>
+    <ds:schemaRef ds:uri="d486a57a-bb99-4dc9-bf99-6c7c10447675"/>
   </ds:schemaRefs>
 </ds:datastoreItem>
 </file>
@@ -3399,12 +3424,9 @@
 </file>
 
 <file path=customXml/itemProps3.xml><?xml version="1.0" encoding="utf-8"?>
-<ds:datastoreItem xmlns:ds="http://schemas.openxmlformats.org/officeDocument/2006/customXml" ds:itemID="{6A1E9FA8-D4AB-48BA-BB29-5060FFAA5DAF}">
+<ds:datastoreItem xmlns:ds="http://schemas.openxmlformats.org/officeDocument/2006/customXml" ds:itemID="{E5A2426F-FD9E-4C9A-9BF8-A0FCD06825F4}">
   <ds:schemaRefs>
-    <ds:schemaRef ds:uri="http://schemas.microsoft.com/office/2006/metadata/properties"/>
-    <ds:schemaRef ds:uri="http://schemas.microsoft.com/office/infopath/2007/PartnerControls"/>
-    <ds:schemaRef ds:uri="0ad0e0a9-ab9a-4e6f-9f02-d25f1222e6d5"/>
-    <ds:schemaRef ds:uri="d486a57a-bb99-4dc9-bf99-6c7c10447675"/>
+    <ds:schemaRef ds:uri="http://schemas.microsoft.com/sharepoint/v3/contenttype/forms"/>
   </ds:schemaRefs>
 </ds:datastoreItem>
 </file>